--- a/Quadruped_Project_Todo_Roadmap.docx
+++ b/Quadruped_Project_Todo_Roadmap.docx
@@ -29,25 +29,7 @@
           <w:sz w:val="24"/>
           <w:szCs w:val="24"/>
         </w:rPr>
-        <w:t xml:space="preserve">Current </w:t>
-      </w:r>
-      <w:proofErr w:type="gramStart"/>
-      <w:r>
-        <w:rPr>
-          <w:color w:val="5B677A"/>
-          <w:sz w:val="24"/>
-          <w:szCs w:val="24"/>
-        </w:rPr>
-        <w:t>build</w:t>
-      </w:r>
-      <w:proofErr w:type="gramEnd"/>
-      <w:r>
-        <w:rPr>
-          <w:color w:val="5B677A"/>
-          <w:sz w:val="24"/>
-          <w:szCs w:val="24"/>
-        </w:rPr>
-        <w:t xml:space="preserve"> plan for C++ motor control, actuator validation, and whole-robot trot testing</w:t>
+        <w:t>Current build plan for C++ motor control, actuator validation, and whole-robot trot testing</w:t>
       </w:r>
     </w:p>
     <w:tbl>
@@ -1043,7 +1025,7 @@
           <w:sz w:val="24"/>
           <w:szCs w:val="24"/>
         </w:rPr>
-        <w:t>Execution Checklist</w:t>
+        <w:t>Checklist</w:t>
       </w:r>
     </w:p>
     <w:tbl>
@@ -1388,17 +1370,8 @@
                 <w:sz w:val="24"/>
                 <w:szCs w:val="24"/>
               </w:rPr>
-              <w:t xml:space="preserve">Moo </w:t>
+              <w:t>Moo Moo</w:t>
             </w:r>
-            <w:proofErr w:type="spellStart"/>
-            <w:r>
-              <w:rPr>
-                <w:sz w:val="24"/>
-                <w:szCs w:val="24"/>
-              </w:rPr>
-              <w:t>Moo</w:t>
-            </w:r>
-            <w:proofErr w:type="spellEnd"/>
           </w:p>
         </w:tc>
       </w:tr>
@@ -1451,23 +1424,7 @@
                 <w:sz w:val="24"/>
                 <w:szCs w:val="24"/>
               </w:rPr>
-              <w:t xml:space="preserve">New body </w:t>
-            </w:r>
-            <w:proofErr w:type="gramStart"/>
-            <w:r>
-              <w:rPr>
-                <w:sz w:val="24"/>
-                <w:szCs w:val="24"/>
-              </w:rPr>
-              <w:t>assembled</w:t>
-            </w:r>
-            <w:proofErr w:type="gramEnd"/>
-            <w:r>
-              <w:rPr>
-                <w:sz w:val="24"/>
-                <w:szCs w:val="24"/>
-              </w:rPr>
-              <w:t xml:space="preserve"> with clean mechanical fit.</w:t>
+              <w:t>New body assembled with clean mechanical fit.</w:t>
             </w:r>
           </w:p>
         </w:tc>
@@ -1495,17 +1452,8 @@
                 <w:sz w:val="24"/>
                 <w:szCs w:val="24"/>
               </w:rPr>
-              <w:t xml:space="preserve">Moo </w:t>
+              <w:t>Moo Moo</w:t>
             </w:r>
-            <w:proofErr w:type="spellStart"/>
-            <w:r>
-              <w:rPr>
-                <w:sz w:val="24"/>
-                <w:szCs w:val="24"/>
-              </w:rPr>
-              <w:t>Moo</w:t>
-            </w:r>
-            <w:proofErr w:type="spellEnd"/>
           </w:p>
         </w:tc>
       </w:tr>
@@ -1558,23 +1506,7 @@
                 <w:sz w:val="24"/>
                 <w:szCs w:val="24"/>
               </w:rPr>
-              <w:t xml:space="preserve">Actuator test </w:t>
-            </w:r>
-            <w:proofErr w:type="gramStart"/>
-            <w:r>
-              <w:rPr>
-                <w:sz w:val="24"/>
-                <w:szCs w:val="24"/>
-              </w:rPr>
-              <w:t>stand</w:t>
-            </w:r>
-            <w:proofErr w:type="gramEnd"/>
-            <w:r>
-              <w:rPr>
-                <w:sz w:val="24"/>
-                <w:szCs w:val="24"/>
-              </w:rPr>
-              <w:t xml:space="preserve"> CAD, circuit, and torque-mode test plan completed.</w:t>
+              <w:t>Actuator test stand CAD, circuit, and torque-mode test plan completed.</w:t>
             </w:r>
           </w:p>
         </w:tc>
@@ -1602,17 +1534,8 @@
                 <w:sz w:val="24"/>
                 <w:szCs w:val="24"/>
               </w:rPr>
-              <w:t xml:space="preserve">Moo </w:t>
+              <w:t>Moo Moo</w:t>
             </w:r>
-            <w:proofErr w:type="spellStart"/>
-            <w:r>
-              <w:rPr>
-                <w:sz w:val="24"/>
-                <w:szCs w:val="24"/>
-              </w:rPr>
-              <w:t>Moo</w:t>
-            </w:r>
-            <w:proofErr w:type="spellEnd"/>
           </w:p>
         </w:tc>
       </w:tr>
@@ -1693,17 +1616,8 @@
                 <w:sz w:val="24"/>
                 <w:szCs w:val="24"/>
               </w:rPr>
-              <w:t xml:space="preserve">Moo </w:t>
+              <w:t>Moo Moo</w:t>
             </w:r>
-            <w:proofErr w:type="spellStart"/>
-            <w:r>
-              <w:rPr>
-                <w:sz w:val="24"/>
-                <w:szCs w:val="24"/>
-              </w:rPr>
-              <w:t>Moo</w:t>
-            </w:r>
-            <w:proofErr w:type="spellEnd"/>
           </w:p>
         </w:tc>
       </w:tr>
